--- a/Randomization_Lab_Canvas_Questions.docx
+++ b/Randomization_Lab_Canvas_Questions.docx
@@ -903,15 +903,33 @@
                 <w:sz w:val="22"/>
                 <w:szCs w:val="22"/>
               </w:rPr>
-              <w:t xml:space="preserve">Zeros &amp; an outlier</w:t>
-            </w:r>
-            <w:r>
-              <w:rPr>
-                <w:rFonts w:ascii="Arial" w:cs="Arial" w:eastAsia="Arial" w:hAnsi="Arial"/>
-                <w:sz w:val="22"/>
-                <w:szCs w:val="22"/>
-              </w:rPr>
-              <w:t xml:space="preserve"> preset and run 10,000 shuffles. These made-up data are counts of an aquatic insect in 10 samples upstream and 10 samples downstream of a culvert. One downstream sample had 24 insects. The observed difference (−2.10) is much larger than the pseudoscorpion difference. What does the randomization test show, and why?</w:t>
+              <w:t xml:space="preserve">Tiny sample (n = 5 each)</w:t>
+            </w:r>
+            <w:r>
+              <w:rPr>
+                <w:rFonts w:ascii="Arial" w:cs="Arial" w:eastAsia="Arial" w:hAnsi="Arial"/>
+                <w:sz w:val="22"/>
+                <w:szCs w:val="22"/>
+              </w:rPr>
+              <w:t xml:space="preserve"> preset, then click </w:t>
+            </w:r>
+            <w:r>
+              <w:rPr>
+                <w:rFonts w:ascii="Arial" w:cs="Arial" w:eastAsia="Arial" w:hAnsi="Arial"/>
+                <w:b/>
+                <w:bCs/>
+                <w:sz w:val="22"/>
+                <w:szCs w:val="22"/>
+              </w:rPr>
+              <w:t xml:space="preserve">Run 10,000 shuffles</w:t>
+            </w:r>
+            <w:r>
+              <w:rPr>
+                <w:rFonts w:ascii="Arial" w:cs="Arial" w:eastAsia="Arial" w:hAnsi="Arial"/>
+                <w:sz w:val="22"/>
+                <w:szCs w:val="22"/>
+              </w:rPr>
+              <w:t xml:space="preserve">. These made-up data are heights (cm) of 5 control plants and 5 fertilized plants. Which statement correctly describes the result?</w:t>
             </w:r>
           </w:p>
           <w:p>
@@ -935,7 +953,7 @@
                 <w:sz w:val="22"/>
                 <w:szCs w:val="22"/>
               </w:rPr>
-              <w:t xml:space="preserve">p is about 0.8, so we fail to reject H₀: when shuffled, the single value of 24 creates a big difference in whichever group it lands in, so a difference of 2.10 is common by chance.</w:t>
+              <w:t xml:space="preserve">p is about 0.02, so we reject H₀. A randomization test works even with only 5 values per group, because it builds the null distribution by shuffling the real data instead of assuming the data are normal.</w:t>
             </w:r>
           </w:p>
           <w:p>
@@ -959,7 +977,7 @@
                 <w:sz w:val="22"/>
                 <w:szCs w:val="22"/>
               </w:rPr>
-              <w:t xml:space="preserve">p &lt; 0.05, so we reject H₀: a difference of 2.10 is larger than 0.84, so it must be significant.</w:t>
+              <w:t xml:space="preserve">p is about 0.02, but we fail to reject H₀, because p-values from samples smaller than 30 cannot be trusted.</w:t>
             </w:r>
           </w:p>
           <w:p>
@@ -983,7 +1001,7 @@
                 <w:sz w:val="22"/>
                 <w:szCs w:val="22"/>
               </w:rPr>
-              <w:t xml:space="preserve">The test cannot be run, because randomization tests do not work when the data contain many zeros.</w:t>
+              <w:t xml:space="preserve">p is about 0.02, so we reject H₀, because the difference of 4 cm is bigger than the pseudoscorpion difference of 0.84 broods.</w:t>
             </w:r>
           </w:p>
           <w:p>
@@ -1007,7 +1025,7 @@
                 <w:sz w:val="22"/>
                 <w:szCs w:val="22"/>
               </w:rPr>
-              <w:t xml:space="preserve">p is about 0.8, so we fail to reject H₀: randomization tests remove outliers by converting the data to ranks.</w:t>
+              <w:t xml:space="preserve">The test cannot give a useful answer, because samples this small always require a Mann-Whitney U test.</w:t>
             </w:r>
           </w:p>
         </w:tc>
@@ -1087,7 +1105,7 @@
                 <w:sz w:val="22"/>
                 <w:szCs w:val="22"/>
               </w:rPr>
-              <w:t xml:space="preserve">Expected p ≈ 0.78–0.82. Whether a difference is "big" depends on what chance alone produces with these exact values, not on its raw size. One extreme value makes large shuffled differences common, so the null distribution is wide.</w:t>
+              <w:t xml:space="preserve">Expected p ≈ 0.013–0.019 (exact value ≈ 0.016). Only a handful of the 252 possible ways to split these 10 plants into two groups of 5 give a difference as large as 4 cm, so the result is unlikely under H₀. The lecture notes that randomization tests are a good choice when samples are very small (about 5), which is too small for Mann-Whitney.</w:t>
             </w:r>
           </w:p>
           <w:p>
@@ -1110,7 +1128,7 @@
                 <w:sz w:val="22"/>
                 <w:szCs w:val="22"/>
               </w:rPr>
-              <w:t xml:space="preserve">B compares raw differences across unrelated datasets. C is false; the lecture lists lots of zeros as a reason to use a randomization test. D confuses randomization with rank-based tests; the app shuffles the raw values, and the outlier stays in the data.</w:t>
+              <w:t xml:space="preserve">B treats n = 30 as a rule for all tests; randomization tests make no normality assumption. C compares raw differences from unrelated datasets with different units. D reverses the lecture's point: very small samples are where randomization is preferred over Mann-Whitney.</w:t>
             </w:r>
           </w:p>
         </w:tc>
